--- a/dpp-project/DPP数据建设_工具箱/13_数据合规性报告模板.docx
+++ b/dpp-project/DPP数据建设_工具箱/13_数据合规性报告模板.docx
@@ -44,7 +44,7 @@
           <w:color w:val="2E7D32"/>
           <w:sz w:val="22"/>
         </w:rPr>
-        <w:t>守信财税咨询 · DPP电池护照合规服务</w:t>
+        <w:t>财税咨询 · DPP电池护照合规服务</w:t>
       </w:r>
     </w:p>
     <w:tbl>

--- a/dpp-project/DPP数据建设_工具箱/13_数据合规性报告模板.docx
+++ b/dpp-project/DPP数据建设_工具箱/13_数据合规性报告模板.docx
@@ -44,7 +44,7 @@
           <w:color w:val="2E7D32"/>
           <w:sz w:val="22"/>
         </w:rPr>
-        <w:t>财税咨询 · DPP电池护照合规服务</w:t>
+        <w:t>咨询 · DPP电池护照合规服务</w:t>
       </w:r>
     </w:p>
     <w:tbl>
